--- a/CV.docx
+++ b/CV.docx
@@ -395,7 +395,7 @@
               <w:rPr>
                 <w:sz w:val="18"/>
               </w:rPr>
-              <w:t>Microsoft SQL Server, LINQ, Entity Framework Core, 4D Database</w:t>
+              <w:t>Microsoft SQL Server, LINQ, Entity Framework Core, relational databases</w:t>
             </w:r>
           </w:p>
         </w:tc>
@@ -832,37 +832,7 @@
         <w:t xml:space="preserve">• </w:t>
       </w:r>
       <w:r>
-        <w:t>Developed and maintained 4D Database applications, database structures, business logic and web services used across operational systems.</w:t>
-      </w:r>
-    </w:p>
-    <w:p xmlns:wp14="http://schemas.microsoft.com/office/word/2010/wordml" wp14:textId="77777777">
-      <w:pPr>
-        <w:pStyle w:val="CVBullet"/>
-        <w:keepLines/>
-      </w:pPr>
-      <w:r>
-        <w:rPr>
-          <w:b/>
-        </w:rPr>
-        <w:t xml:space="preserve">• </w:t>
-      </w:r>
-      <w:r>
-        <w:t>Integrated mobile, database and back-office systems to improve information flow between office-based and field-based teams.</w:t>
-      </w:r>
-    </w:p>
-    <w:p xmlns:wp14="http://schemas.microsoft.com/office/word/2010/wordml" wp14:textId="77777777">
-      <w:pPr>
-        <w:spacing w:before="0" w:after="0" w:line="48" w:lineRule="auto"/>
-      </w:pPr>
-      <w:r>
-        <w:rPr>
-          <w:sz w:val="2"/>
-        </w:rPr>
-      </w:r>
-    </w:p>
-    <w:p xmlns:wp14="http://schemas.microsoft.com/office/word/2010/wordml" wp14:textId="77777777">
-      <w:r>
-        <w:br w:type="page"/>
+        <w:t>Developed and maintained bespoke business management software, including database structures, business logic and web services integrated with mobile and back-office workflows.</w:t>
       </w:r>
     </w:p>
     <w:p xmlns:wp14="http://schemas.microsoft.com/office/word/2010/wordml" wp14:textId="77777777">
@@ -967,7 +937,7 @@
         <w:t xml:space="preserve">• </w:t>
       </w:r>
       <w:r>
-        <w:t>Designed and developed full-stack eCommerce websites integrated with 4D Database systems and web services.</w:t>
+        <w:t>Designed and developed full-stack eCommerce websites integrated with existing business databases, backend systems and web services.</w:t>
       </w:r>
     </w:p>
     <w:p xmlns:wp14="http://schemas.microsoft.com/office/word/2010/wordml" wp14:textId="77777777">
